--- a/GUION1_Prepublish_Checklist.docx
+++ b/GUION1_Prepublish_Checklist.docx
@@ -24,7 +24,7 @@
           <w:color w:val="777777"/>
           <w:sz w:val="18"/>
         </w:rPr>
-        <w:t>The 2.5x Bias That Cost Alex €34,000 (Loss Aversion) · Creator Brief v4 · 138 beats</w:t>
+        <w:t>Why Smart People Make Terrible Money Decisions · Creator Brief v4 · 138 beats</w:t>
       </w:r>
     </w:p>
     <w:p/>
@@ -58,7 +58,7 @@
           <w:color w:val="1A7A3C"/>
           <w:sz w:val="20"/>
         </w:rPr>
-        <w:t>the-2.5x-bias-that-cost-alex-34000-loss-aversion-neurocents.mp4</w:t>
+        <w:t>why-smart-people-make-terrible-money-decisions-neurocents.mp4</w:t>
       </w:r>
     </w:p>
     <w:p>
@@ -103,7 +103,7 @@
           <w:color w:val="2C3E50"/>
           <w:sz w:val="24"/>
         </w:rPr>
-        <w:t>The 2.5x Bias That Cost Alex €34,000 (Loss Aversion)</w:t>
+        <w:t>Why Smart People Make Terrible Money Decisions</w:t>
       </w:r>
     </w:p>
     <w:p>
@@ -116,7 +116,7 @@
           <w:color w:val="777777"/>
           <w:sz w:val="16"/>
         </w:rPr>
-        <w:t>Keyword pilar: 'loss aversion psychology' (17,243/mes · comp. 10.3 — mejor ratio volumen/competencia del canal hasta la fecha). Número en el título (S17) + nombre científico reconocible (Kahneman) como anzuelo de autoridad.</w:t>
+        <w:t>Keyword pilar: 'loss aversion psychology' (17,243/mes · comp. 10.3 — mejor ratio volumen/competencia del canal hasta la fecha). Patrón de estatus/inteligencia (993x, S21) tal cual propuso VidIQ originalmente.</w:t>
       </w:r>
     </w:p>
     <w:p>
@@ -126,10 +126,10 @@
       <w:r>
         <w:rPr>
           <w:b w:val="0"/>
-          <w:color w:val="777777"/>
+          <w:color w:val="B02A2A"/>
           <w:sz w:val="16"/>
         </w:rPr>
-        <w:t>Verificado sin colisión de wording con títulos anteriores del canal (V15 'Why Smart People Can't Save Money' fue la primera versión de este título y se descartó por esa razón).</w:t>
+        <w:t>NOTA: este título repite casi literalmente las 3 primeras palabras de V15 ('Why Smart People Can't Save Money'). Se había cambiado por eso, pero decisión del creador: mantenerlo igual — V15 está archivado y no se va a publicar, así que la colisión de wording no aplica en la práctica.</w:t>
       </w:r>
     </w:p>
     <w:p>
@@ -742,7 +742,7 @@
         <w:rPr>
           <w:sz w:val="20"/>
         </w:rPr>
-        <w:t>☐  Título:         The 2.5x Bias That Cost Alex €34,000 (Loss Aversion)</w:t>
+        <w:t>☐  Título:         Why Smart People Make Terrible Money Decisions</w:t>
       </w:r>
     </w:p>
     <w:p>
@@ -1540,7 +1540,7 @@
           <w:color w:val="777777"/>
           <w:sz w:val="16"/>
         </w:rPr>
-        <w:t>NEUROCENTS · GUION 1 · PRE-PUBLISH CHECKLIST · The 2.5x Bias That Cost Alex €34,000</w:t>
+        <w:t>NEUROCENTS · GUION 1 · PRE-PUBLISH CHECKLIST · Why Smart People Make Terrible Money Decisions</w:t>
       </w:r>
     </w:p>
     <w:sectPr>
